--- a/handouts/Agenda_StatCourse_23-27March2026.docx
+++ b/handouts/Agenda_StatCourse_23-27March2026.docx
@@ -405,7 +405,7 @@
                 <w:bCs/>
                 <w:shd w:val="clear" w:color="auto" w:fill="FFFFFF"/>
               </w:rPr>
-              <w:t>Duc Du Hong</w:t>
+              <w:t>Ronald Geskus</w:t>
             </w:r>
             <w:r>
               <w:rPr>
@@ -541,7 +541,23 @@
                 <w:bCs/>
                 <w:shd w:val="clear" w:color="auto" w:fill="FFFFFF"/>
               </w:rPr>
-              <w:t>Coffee break</w:t>
+              <w:t>Coffee</w:t>
+            </w:r>
+            <w:r>
+              <w:rPr>
+                <w:rFonts w:ascii="Calibri" w:hAnsi="Calibri"/>
+                <w:bCs/>
+                <w:shd w:val="clear" w:color="auto" w:fill="FFFFFF"/>
+              </w:rPr>
+              <w:t>/tea</w:t>
+            </w:r>
+            <w:r>
+              <w:rPr>
+                <w:rFonts w:ascii="Calibri" w:hAnsi="Calibri"/>
+                <w:bCs/>
+                <w:shd w:val="clear" w:color="auto" w:fill="FFFFFF"/>
+              </w:rPr>
+              <w:t xml:space="preserve"> break</w:t>
             </w:r>
           </w:p>
         </w:tc>
@@ -1069,7 +1085,23 @@
                 <w:bCs/>
                 <w:shd w:val="clear" w:color="auto" w:fill="FFFFFF"/>
               </w:rPr>
-              <w:t>Coffee break</w:t>
+              <w:t>Coffee</w:t>
+            </w:r>
+            <w:r>
+              <w:rPr>
+                <w:rFonts w:ascii="Calibri" w:hAnsi="Calibri"/>
+                <w:bCs/>
+                <w:shd w:val="clear" w:color="auto" w:fill="FFFFFF"/>
+              </w:rPr>
+              <w:t>/tea</w:t>
+            </w:r>
+            <w:r>
+              <w:rPr>
+                <w:rFonts w:ascii="Calibri" w:hAnsi="Calibri"/>
+                <w:bCs/>
+                <w:shd w:val="clear" w:color="auto" w:fill="FFFFFF"/>
+              </w:rPr>
+              <w:t xml:space="preserve"> break</w:t>
             </w:r>
           </w:p>
         </w:tc>
@@ -1491,7 +1523,23 @@
                 <w:bCs/>
                 <w:shd w:val="clear" w:color="auto" w:fill="FFFFFF"/>
               </w:rPr>
-              <w:t>Coffee break</w:t>
+              <w:t>Coffee</w:t>
+            </w:r>
+            <w:r>
+              <w:rPr>
+                <w:rFonts w:ascii="Calibri" w:hAnsi="Calibri"/>
+                <w:bCs/>
+                <w:shd w:val="clear" w:color="auto" w:fill="FFFFFF"/>
+              </w:rPr>
+              <w:t>/tea</w:t>
+            </w:r>
+            <w:r>
+              <w:rPr>
+                <w:rFonts w:ascii="Calibri" w:hAnsi="Calibri"/>
+                <w:bCs/>
+                <w:shd w:val="clear" w:color="auto" w:fill="FFFFFF"/>
+              </w:rPr>
+              <w:t xml:space="preserve"> break</w:t>
             </w:r>
           </w:p>
         </w:tc>
@@ -1923,19 +1971,36 @@
           </w:tcPr>
           <w:p>
             <w:pPr>
-              <w:rPr>
-                <w:rFonts w:ascii="Calibri" w:hAnsi="Calibri"/>
-                <w:bCs/>
-                <w:shd w:val="clear" w:color="auto" w:fill="FFFFFF"/>
-              </w:rPr>
-            </w:pPr>
-            <w:r>
-              <w:rPr>
-                <w:rFonts w:ascii="Calibri" w:hAnsi="Calibri"/>
-                <w:bCs/>
-                <w:shd w:val="clear" w:color="auto" w:fill="FFFFFF"/>
-              </w:rPr>
-              <w:t xml:space="preserve">Coffee break </w:t>
+              <w:jc w:val="center"/>
+              <w:rPr>
+                <w:rFonts w:ascii="Calibri" w:hAnsi="Calibri"/>
+                <w:bCs/>
+                <w:shd w:val="clear" w:color="auto" w:fill="FFFFFF"/>
+              </w:rPr>
+            </w:pPr>
+            <w:r>
+              <w:rPr>
+                <w:rFonts w:ascii="Calibri" w:hAnsi="Calibri"/>
+                <w:bCs/>
+                <w:shd w:val="clear" w:color="auto" w:fill="FFFFFF"/>
+              </w:rPr>
+              <w:t>Coffee</w:t>
+            </w:r>
+            <w:r>
+              <w:rPr>
+                <w:rFonts w:ascii="Calibri" w:hAnsi="Calibri"/>
+                <w:bCs/>
+                <w:shd w:val="clear" w:color="auto" w:fill="FFFFFF"/>
+              </w:rPr>
+              <w:t>/tea</w:t>
+            </w:r>
+            <w:r>
+              <w:rPr>
+                <w:rFonts w:ascii="Calibri" w:hAnsi="Calibri"/>
+                <w:bCs/>
+                <w:shd w:val="clear" w:color="auto" w:fill="FFFFFF"/>
+              </w:rPr>
+              <w:t xml:space="preserve"> break</w:t>
             </w:r>
           </w:p>
         </w:tc>
@@ -2311,7 +2376,23 @@
                 <w:bCs/>
                 <w:shd w:val="clear" w:color="auto" w:fill="FFFFFF"/>
               </w:rPr>
-              <w:t xml:space="preserve">Comparing a continuous variable by group </w:t>
+              <w:t xml:space="preserve">Comparing a </w:t>
+            </w:r>
+            <w:r>
+              <w:rPr>
+                <w:rFonts w:ascii="Calibri" w:hAnsi="Calibri"/>
+                <w:bCs/>
+                <w:shd w:val="clear" w:color="auto" w:fill="FFFFFF"/>
+              </w:rPr>
+              <w:t>numeric</w:t>
+            </w:r>
+            <w:r>
+              <w:rPr>
+                <w:rFonts w:ascii="Calibri" w:hAnsi="Calibri"/>
+                <w:bCs/>
+                <w:shd w:val="clear" w:color="auto" w:fill="FFFFFF"/>
+              </w:rPr>
+              <w:t xml:space="preserve"> variable by group </w:t>
             </w:r>
             <w:r>
               <w:rPr>
@@ -2431,7 +2512,23 @@
                 <w:bCs/>
                 <w:shd w:val="clear" w:color="auto" w:fill="FFFFFF"/>
               </w:rPr>
-              <w:t>Coffee break</w:t>
+              <w:t>Coffee</w:t>
+            </w:r>
+            <w:r>
+              <w:rPr>
+                <w:rFonts w:ascii="Calibri" w:hAnsi="Calibri"/>
+                <w:bCs/>
+                <w:shd w:val="clear" w:color="auto" w:fill="FFFFFF"/>
+              </w:rPr>
+              <w:t>/tea</w:t>
+            </w:r>
+            <w:r>
+              <w:rPr>
+                <w:rFonts w:ascii="Calibri" w:hAnsi="Calibri"/>
+                <w:bCs/>
+                <w:shd w:val="clear" w:color="auto" w:fill="FFFFFF"/>
+              </w:rPr>
+              <w:t xml:space="preserve"> break</w:t>
             </w:r>
           </w:p>
         </w:tc>
@@ -2772,7 +2869,23 @@
                 <w:bCs/>
                 <w:shd w:val="clear" w:color="auto" w:fill="FFFFFF"/>
               </w:rPr>
-              <w:t>Duc Du Hong</w:t>
+              <w:t>Vuon</w:t>
+            </w:r>
+            <w:r>
+              <w:rPr>
+                <w:rFonts w:ascii="Calibri" w:hAnsi="Calibri"/>
+                <w:bCs/>
+                <w:shd w:val="clear" w:color="auto" w:fill="FFFFFF"/>
+              </w:rPr>
+              <w:t>g</w:t>
+            </w:r>
+            <w:r>
+              <w:rPr>
+                <w:rFonts w:ascii="Calibri" w:hAnsi="Calibri"/>
+                <w:bCs/>
+                <w:shd w:val="clear" w:color="auto" w:fill="FFFFFF"/>
+              </w:rPr>
+              <w:t xml:space="preserve"> Nguyen Lam</w:t>
             </w:r>
             <w:r>
               <w:rPr>
@@ -2884,7 +2997,23 @@
                 <w:bCs/>
                 <w:shd w:val="clear" w:color="auto" w:fill="FFFFFF"/>
               </w:rPr>
-              <w:t>Coffee break</w:t>
+              <w:t>Coffee</w:t>
+            </w:r>
+            <w:r>
+              <w:rPr>
+                <w:rFonts w:ascii="Calibri" w:hAnsi="Calibri"/>
+                <w:bCs/>
+                <w:shd w:val="clear" w:color="auto" w:fill="FFFFFF"/>
+              </w:rPr>
+              <w:t>/tea</w:t>
+            </w:r>
+            <w:r>
+              <w:rPr>
+                <w:rFonts w:ascii="Calibri" w:hAnsi="Calibri"/>
+                <w:bCs/>
+                <w:shd w:val="clear" w:color="auto" w:fill="FFFFFF"/>
+              </w:rPr>
+              <w:t xml:space="preserve"> break</w:t>
             </w:r>
           </w:p>
         </w:tc>
@@ -3448,7 +3577,23 @@
                 <w:bCs/>
                 <w:shd w:val="clear" w:color="auto" w:fill="FFFFFF"/>
               </w:rPr>
-              <w:t>Coffee break</w:t>
+              <w:t>Coffee</w:t>
+            </w:r>
+            <w:r>
+              <w:rPr>
+                <w:rFonts w:ascii="Calibri" w:hAnsi="Calibri"/>
+                <w:bCs/>
+                <w:shd w:val="clear" w:color="auto" w:fill="FFFFFF"/>
+              </w:rPr>
+              <w:t>/tea</w:t>
+            </w:r>
+            <w:r>
+              <w:rPr>
+                <w:rFonts w:ascii="Calibri" w:hAnsi="Calibri"/>
+                <w:bCs/>
+                <w:shd w:val="clear" w:color="auto" w:fill="FFFFFF"/>
+              </w:rPr>
+              <w:t xml:space="preserve"> break</w:t>
             </w:r>
           </w:p>
         </w:tc>
@@ -3915,7 +4060,23 @@
                 <w:bCs/>
                 <w:shd w:val="clear" w:color="auto" w:fill="FFFFFF"/>
               </w:rPr>
-              <w:t>Coffee break</w:t>
+              <w:t>Coffee</w:t>
+            </w:r>
+            <w:r>
+              <w:rPr>
+                <w:rFonts w:ascii="Calibri" w:hAnsi="Calibri"/>
+                <w:bCs/>
+                <w:shd w:val="clear" w:color="auto" w:fill="FFFFFF"/>
+              </w:rPr>
+              <w:t>/tea</w:t>
+            </w:r>
+            <w:r>
+              <w:rPr>
+                <w:rFonts w:ascii="Calibri" w:hAnsi="Calibri"/>
+                <w:bCs/>
+                <w:shd w:val="clear" w:color="auto" w:fill="FFFFFF"/>
+              </w:rPr>
+              <w:t xml:space="preserve"> break</w:t>
             </w:r>
           </w:p>
         </w:tc>
@@ -4337,7 +4498,7 @@
                 <w:bCs/>
                 <w:shd w:val="clear" w:color="auto" w:fill="FFFFFF"/>
               </w:rPr>
-              <w:t>, multiplicity [Ronald Geskus]</w:t>
+              <w:t xml:space="preserve"> [Ronald Geskus]</w:t>
             </w:r>
           </w:p>
         </w:tc>
@@ -4433,7 +4594,23 @@
                 <w:bCs/>
                 <w:shd w:val="clear" w:color="auto" w:fill="FFFFFF"/>
               </w:rPr>
-              <w:t>Coffee break</w:t>
+              <w:t>Coffee</w:t>
+            </w:r>
+            <w:r>
+              <w:rPr>
+                <w:rFonts w:ascii="Calibri" w:hAnsi="Calibri"/>
+                <w:bCs/>
+                <w:shd w:val="clear" w:color="auto" w:fill="FFFFFF"/>
+              </w:rPr>
+              <w:t>/tea</w:t>
+            </w:r>
+            <w:r>
+              <w:rPr>
+                <w:rFonts w:ascii="Calibri" w:hAnsi="Calibri"/>
+                <w:bCs/>
+                <w:shd w:val="clear" w:color="auto" w:fill="FFFFFF"/>
+              </w:rPr>
+              <w:t xml:space="preserve"> break</w:t>
             </w:r>
           </w:p>
         </w:tc>
@@ -4706,6 +4883,154 @@
                 <w:shd w:val="clear" w:color="auto" w:fill="FFFFFF"/>
               </w:rPr>
               <w:t>Lunch break</w:t>
+            </w:r>
+          </w:p>
+        </w:tc>
+      </w:tr>
+      <w:tr>
+        <w:tc>
+          <w:tcPr>
+            <w:tcW w:w="1845" w:type="dxa"/>
+            <w:tcBorders>
+              <w:top w:val="nil"/>
+              <w:left w:val="single" w:sz="8" w:space="0" w:color="auto"/>
+              <w:bottom w:val="single" w:sz="8" w:space="0" w:color="auto"/>
+              <w:right w:val="single" w:sz="8" w:space="0" w:color="auto"/>
+            </w:tcBorders>
+            <w:tcMar>
+              <w:top w:w="0" w:type="dxa"/>
+              <w:left w:w="108" w:type="dxa"/>
+              <w:bottom w:w="0" w:type="dxa"/>
+              <w:right w:w="108" w:type="dxa"/>
+            </w:tcMar>
+          </w:tcPr>
+          <w:p>
+            <w:pPr>
+              <w:jc w:val="center"/>
+              <w:rPr>
+                <w:rFonts w:ascii="Calibri" w:hAnsi="Calibri"/>
+                <w:bCs/>
+                <w:shd w:val="clear" w:color="auto" w:fill="FFFFFF"/>
+              </w:rPr>
+            </w:pPr>
+            <w:r>
+              <w:rPr>
+                <w:rFonts w:ascii="Calibri" w:hAnsi="Calibri"/>
+                <w:bCs/>
+                <w:shd w:val="clear" w:color="auto" w:fill="FFFFFF"/>
+              </w:rPr>
+              <w:t>13:30-14:00</w:t>
+            </w:r>
+          </w:p>
+        </w:tc>
+        <w:tc>
+          <w:tcPr>
+            <w:tcW w:w="8613" w:type="dxa"/>
+            <w:tcBorders>
+              <w:top w:val="nil"/>
+              <w:left w:val="nil"/>
+              <w:bottom w:val="single" w:sz="8" w:space="0" w:color="auto"/>
+              <w:right w:val="single" w:sz="8" w:space="0" w:color="auto"/>
+            </w:tcBorders>
+            <w:tcMar>
+              <w:top w:w="0" w:type="dxa"/>
+              <w:left w:w="108" w:type="dxa"/>
+              <w:bottom w:w="0" w:type="dxa"/>
+              <w:right w:w="108" w:type="dxa"/>
+            </w:tcMar>
+          </w:tcPr>
+          <w:p>
+            <w:pPr>
+              <w:jc w:val="center"/>
+              <w:rPr>
+                <w:rFonts w:ascii="Calibri" w:hAnsi="Calibri"/>
+                <w:bCs/>
+                <w:shd w:val="clear" w:color="auto" w:fill="FFFFFF"/>
+              </w:rPr>
+            </w:pPr>
+            <w:r>
+              <w:rPr>
+                <w:rFonts w:ascii="Calibri" w:hAnsi="Calibri"/>
+                <w:bCs/>
+                <w:shd w:val="clear" w:color="auto" w:fill="FFFFFF"/>
+              </w:rPr>
+              <w:t>Steps in quantitative research [Ronald Geskus]</w:t>
+            </w:r>
+          </w:p>
+        </w:tc>
+      </w:tr>
+      <w:tr>
+        <w:tc>
+          <w:tcPr>
+            <w:tcW w:w="1845" w:type="dxa"/>
+            <w:tcBorders>
+              <w:top w:val="nil"/>
+              <w:left w:val="single" w:sz="8" w:space="0" w:color="auto"/>
+              <w:bottom w:val="single" w:sz="8" w:space="0" w:color="auto"/>
+              <w:right w:val="single" w:sz="8" w:space="0" w:color="auto"/>
+            </w:tcBorders>
+            <w:tcMar>
+              <w:top w:w="0" w:type="dxa"/>
+              <w:left w:w="108" w:type="dxa"/>
+              <w:bottom w:w="0" w:type="dxa"/>
+              <w:right w:w="108" w:type="dxa"/>
+            </w:tcMar>
+          </w:tcPr>
+          <w:p>
+            <w:pPr>
+              <w:jc w:val="center"/>
+              <w:rPr>
+                <w:rFonts w:ascii="Calibri" w:hAnsi="Calibri"/>
+                <w:bCs/>
+                <w:shd w:val="clear" w:color="auto" w:fill="FFFFFF"/>
+              </w:rPr>
+            </w:pPr>
+            <w:r>
+              <w:rPr>
+                <w:rFonts w:ascii="Calibri" w:hAnsi="Calibri"/>
+                <w:bCs/>
+                <w:shd w:val="clear" w:color="auto" w:fill="FFFFFF"/>
+              </w:rPr>
+              <w:t>14:00-15:00</w:t>
+            </w:r>
+          </w:p>
+        </w:tc>
+        <w:tc>
+          <w:tcPr>
+            <w:tcW w:w="8613" w:type="dxa"/>
+            <w:tcBorders>
+              <w:top w:val="nil"/>
+              <w:left w:val="nil"/>
+              <w:bottom w:val="single" w:sz="8" w:space="0" w:color="auto"/>
+              <w:right w:val="single" w:sz="8" w:space="0" w:color="auto"/>
+            </w:tcBorders>
+            <w:tcMar>
+              <w:top w:w="0" w:type="dxa"/>
+              <w:left w:w="108" w:type="dxa"/>
+              <w:bottom w:w="0" w:type="dxa"/>
+              <w:right w:w="108" w:type="dxa"/>
+            </w:tcMar>
+          </w:tcPr>
+          <w:p>
+            <w:pPr>
+              <w:jc w:val="center"/>
+              <w:rPr>
+                <w:rFonts w:ascii="Calibri" w:hAnsi="Calibri"/>
+                <w:bCs/>
+                <w:i/>
+                <w:iCs/>
+                <w:shd w:val="clear" w:color="auto" w:fill="FFFFFF"/>
+              </w:rPr>
+            </w:pPr>
+            <w:r>
+              <w:rPr>
+                <w:rFonts w:ascii="Calibri" w:hAnsi="Calibri"/>
+                <w:bCs/>
+                <w:i/>
+                <w:iCs/>
+                <w:shd w:val="clear" w:color="auto" w:fill="FFFFFF"/>
+              </w:rPr>
+              <w:t>OUCRU academic meeting</w:t>
             </w:r>
           </w:p>
         </w:tc>
@@ -4740,71 +5065,31 @@
                 <w:bCs/>
                 <w:shd w:val="clear" w:color="auto" w:fill="FFFFFF"/>
               </w:rPr>
-              <w:t> 1</w:t>
-            </w:r>
-            <w:r>
-              <w:rPr>
-                <w:rFonts w:ascii="Calibri" w:hAnsi="Calibri"/>
-                <w:bCs/>
-                <w:shd w:val="clear" w:color="auto" w:fill="FFFFFF"/>
-              </w:rPr>
-              <w:t>3</w:t>
-            </w:r>
-            <w:r>
-              <w:rPr>
-                <w:rFonts w:ascii="Calibri" w:hAnsi="Calibri"/>
-                <w:bCs/>
-                <w:shd w:val="clear" w:color="auto" w:fill="FFFFFF"/>
-              </w:rPr>
-              <w:t>:</w:t>
-            </w:r>
-            <w:r>
-              <w:rPr>
-                <w:rFonts w:ascii="Calibri" w:hAnsi="Calibri"/>
-                <w:bCs/>
-                <w:shd w:val="clear" w:color="auto" w:fill="FFFFFF"/>
-              </w:rPr>
-              <w:t>3</w:t>
-            </w:r>
-            <w:r>
-              <w:rPr>
-                <w:rFonts w:ascii="Calibri" w:hAnsi="Calibri"/>
-                <w:bCs/>
-                <w:shd w:val="clear" w:color="auto" w:fill="FFFFFF"/>
-              </w:rPr>
-              <w:t>0-1</w:t>
-            </w:r>
-            <w:r>
-              <w:rPr>
-                <w:rFonts w:ascii="Calibri" w:hAnsi="Calibri"/>
-                <w:bCs/>
-                <w:shd w:val="clear" w:color="auto" w:fill="FFFFFF"/>
-              </w:rPr>
-              <w:t>4</w:t>
-            </w:r>
-            <w:r>
-              <w:rPr>
-                <w:rFonts w:ascii="Calibri" w:hAnsi="Calibri"/>
-                <w:bCs/>
-                <w:shd w:val="clear" w:color="auto" w:fill="FFFFFF"/>
-              </w:rPr>
-              <w:t>:</w:t>
-            </w:r>
-            <w:r>
-              <w:rPr>
-                <w:rFonts w:ascii="Calibri" w:hAnsi="Calibri"/>
-                <w:bCs/>
-                <w:shd w:val="clear" w:color="auto" w:fill="FFFFFF"/>
-              </w:rPr>
-              <w:t>4</w:t>
-            </w:r>
-            <w:r>
-              <w:rPr>
-                <w:rFonts w:ascii="Calibri" w:hAnsi="Calibri"/>
-                <w:bCs/>
-                <w:shd w:val="clear" w:color="auto" w:fill="FFFFFF"/>
-              </w:rPr>
-              <w:t>0</w:t>
+              <w:t> 15:00</w:t>
+            </w:r>
+            <w:r>
+              <w:rPr>
+                <w:rFonts w:ascii="Calibri" w:hAnsi="Calibri"/>
+                <w:bCs/>
+                <w:shd w:val="clear" w:color="auto" w:fill="FFFFFF"/>
+              </w:rPr>
+              <w:t>-1</w:t>
+            </w:r>
+            <w:r>
+              <w:rPr>
+                <w:rFonts w:ascii="Calibri" w:hAnsi="Calibri"/>
+                <w:bCs/>
+                <w:shd w:val="clear" w:color="auto" w:fill="FFFFFF"/>
+              </w:rPr>
+              <w:t>5:</w:t>
+            </w:r>
+            <w:r>
+              <w:rPr>
+                <w:rFonts w:ascii="Calibri" w:hAnsi="Calibri"/>
+                <w:bCs/>
+                <w:shd w:val="clear" w:color="auto" w:fill="FFFFFF"/>
+              </w:rPr>
+              <w:t>30</w:t>
             </w:r>
           </w:p>
         </w:tc>
@@ -4838,7 +5123,7 @@
                 <w:bCs/>
                 <w:shd w:val="clear" w:color="auto" w:fill="FFFFFF"/>
               </w:rPr>
-              <w:t>Steps in quantitative research [Ronald Geskus]</w:t>
+              <w:t>Steps in quantitative research (continued) [Ronald Geskus]</w:t>
             </w:r>
           </w:p>
         </w:tc>
@@ -4875,15 +5160,23 @@
                 <w:bCs/>
                 <w:shd w:val="clear" w:color="auto" w:fill="FFFFFF"/>
               </w:rPr>
-              <w:t>1</w:t>
-            </w:r>
-            <w:r>
-              <w:rPr>
-                <w:rFonts w:ascii="Calibri" w:hAnsi="Calibri"/>
-                <w:bCs/>
-                <w:shd w:val="clear" w:color="auto" w:fill="FFFFFF"/>
-              </w:rPr>
-              <w:t>4</w:t>
+              <w:t>15:</w:t>
+            </w:r>
+            <w:r>
+              <w:rPr>
+                <w:rFonts w:ascii="Calibri" w:hAnsi="Calibri"/>
+                <w:bCs/>
+                <w:shd w:val="clear" w:color="auto" w:fill="FFFFFF"/>
+              </w:rPr>
+              <w:t>30</w:t>
+            </w:r>
+            <w:r>
+              <w:rPr>
+                <w:rFonts w:ascii="Calibri" w:hAnsi="Calibri"/>
+                <w:bCs/>
+                <w:shd w:val="clear" w:color="auto" w:fill="FFFFFF"/>
+              </w:rPr>
+              <w:t>-16</w:t>
             </w:r>
             <w:r>
               <w:rPr>
@@ -4899,39 +5192,7 @@
                 <w:bCs/>
                 <w:shd w:val="clear" w:color="auto" w:fill="FFFFFF"/>
               </w:rPr>
-              <w:t>4</w:t>
-            </w:r>
-            <w:r>
-              <w:rPr>
-                <w:rFonts w:ascii="Calibri" w:hAnsi="Calibri"/>
-                <w:bCs/>
-                <w:shd w:val="clear" w:color="auto" w:fill="FFFFFF"/>
-              </w:rPr>
-              <w:t>0</w:t>
-            </w:r>
-            <w:r>
-              <w:rPr>
-                <w:rFonts w:ascii="Calibri" w:hAnsi="Calibri"/>
-                <w:bCs/>
-                <w:shd w:val="clear" w:color="auto" w:fill="FFFFFF"/>
-              </w:rPr>
-              <w:t>-15</w:t>
-            </w:r>
-            <w:r>
-              <w:rPr>
-                <w:rFonts w:ascii="Calibri" w:hAnsi="Calibri"/>
-                <w:bCs/>
-                <w:shd w:val="clear" w:color="auto" w:fill="FFFFFF"/>
-              </w:rPr>
-              <w:t>:</w:t>
-            </w:r>
-            <w:r>
-              <w:rPr>
-                <w:rFonts w:ascii="Calibri" w:hAnsi="Calibri"/>
-                <w:bCs/>
-                <w:shd w:val="clear" w:color="auto" w:fill="FFFFFF"/>
-              </w:rPr>
-              <w:t>00</w:t>
+              <w:t>30</w:t>
             </w:r>
           </w:p>
         </w:tc>
@@ -4953,142 +5214,43 @@
           </w:tcPr>
           <w:p>
             <w:pPr>
-              <w:jc w:val="center"/>
-              <w:rPr>
-                <w:rFonts w:ascii="Calibri" w:hAnsi="Calibri"/>
-                <w:bCs/>
-                <w:shd w:val="clear" w:color="auto" w:fill="FFFFFF"/>
-              </w:rPr>
-            </w:pPr>
-            <w:r>
-              <w:rPr>
-                <w:rFonts w:ascii="Calibri" w:hAnsi="Calibri"/>
-                <w:bCs/>
-                <w:shd w:val="clear" w:color="auto" w:fill="FFFFFF"/>
-              </w:rPr>
-              <w:t>Coffee break</w:t>
-            </w:r>
-          </w:p>
-        </w:tc>
-      </w:tr>
-      <w:tr>
-        <w:tc>
-          <w:tcPr>
-            <w:tcW w:w="1845" w:type="dxa"/>
-            <w:tcBorders>
-              <w:top w:val="single" w:sz="8" w:space="0" w:color="auto"/>
-              <w:left w:val="single" w:sz="8" w:space="0" w:color="auto"/>
-              <w:bottom w:val="single" w:sz="8" w:space="0" w:color="auto"/>
-              <w:right w:val="single" w:sz="8" w:space="0" w:color="auto"/>
-            </w:tcBorders>
-            <w:tcMar>
-              <w:top w:w="0" w:type="dxa"/>
-              <w:left w:w="108" w:type="dxa"/>
-              <w:bottom w:w="0" w:type="dxa"/>
-              <w:right w:w="108" w:type="dxa"/>
-            </w:tcMar>
-          </w:tcPr>
-          <w:p>
-            <w:pPr>
-              <w:jc w:val="center"/>
-            </w:pPr>
-            <w:r>
-              <w:rPr>
-                <w:rFonts w:ascii="Calibri" w:hAnsi="Calibri"/>
-                <w:bCs/>
-                <w:shd w:val="clear" w:color="auto" w:fill="FFFFFF"/>
-              </w:rPr>
-              <w:t>15:</w:t>
-            </w:r>
-            <w:r>
-              <w:rPr>
-                <w:rFonts w:ascii="Calibri" w:hAnsi="Calibri"/>
-                <w:bCs/>
-                <w:shd w:val="clear" w:color="auto" w:fill="FFFFFF"/>
-              </w:rPr>
-              <w:t>00</w:t>
-            </w:r>
-            <w:r>
-              <w:rPr>
-                <w:rFonts w:ascii="Calibri" w:hAnsi="Calibri"/>
-                <w:bCs/>
-                <w:shd w:val="clear" w:color="auto" w:fill="FFFFFF"/>
-              </w:rPr>
-              <w:t>-16:</w:t>
-            </w:r>
-            <w:r>
-              <w:rPr>
-                <w:rFonts w:ascii="Calibri" w:hAnsi="Calibri"/>
-                <w:bCs/>
-                <w:shd w:val="clear" w:color="auto" w:fill="FFFFFF"/>
-              </w:rPr>
-              <w:t>00</w:t>
-            </w:r>
-          </w:p>
-        </w:tc>
-        <w:tc>
-          <w:tcPr>
-            <w:tcW w:w="8613" w:type="dxa"/>
-            <w:tcBorders>
-              <w:top w:val="single" w:sz="8" w:space="0" w:color="auto"/>
-              <w:left w:val="nil"/>
-              <w:bottom w:val="single" w:sz="8" w:space="0" w:color="auto"/>
-              <w:right w:val="single" w:sz="8" w:space="0" w:color="auto"/>
-            </w:tcBorders>
-            <w:tcMar>
-              <w:top w:w="0" w:type="dxa"/>
-              <w:left w:w="108" w:type="dxa"/>
-              <w:bottom w:w="0" w:type="dxa"/>
-              <w:right w:w="108" w:type="dxa"/>
-            </w:tcMar>
-          </w:tcPr>
-          <w:p>
-            <w:pPr>
-              <w:rPr>
-                <w:rFonts w:ascii="Calibri" w:hAnsi="Calibri"/>
-                <w:bCs/>
-                <w:shd w:val="clear" w:color="auto" w:fill="FFFFFF"/>
-              </w:rPr>
-            </w:pPr>
-            <w:r>
-              <w:rPr>
-                <w:rFonts w:ascii="Calibri" w:hAnsi="Calibri"/>
-                <w:bCs/>
-                <w:shd w:val="clear" w:color="auto" w:fill="FFFFFF"/>
-              </w:rPr>
-              <w:t>Questions and Answers</w:t>
-            </w:r>
-            <w:r>
-              <w:rPr>
-                <w:rFonts w:ascii="Calibri" w:hAnsi="Calibri"/>
-                <w:bCs/>
-                <w:shd w:val="clear" w:color="auto" w:fill="FFFFFF"/>
-              </w:rPr>
-              <w:t>, Kahoot Game</w:t>
-            </w:r>
-            <w:r>
-              <w:rPr>
-                <w:rFonts w:ascii="Calibri" w:hAnsi="Calibri"/>
-                <w:bCs/>
-                <w:shd w:val="clear" w:color="auto" w:fill="FFFFFF"/>
-              </w:rPr>
-              <w:t xml:space="preserve"> </w:t>
-            </w:r>
-            <w:r>
-              <w:rPr>
-                <w:rFonts w:ascii="Calibri" w:hAnsi="Calibri"/>
-                <w:bCs/>
-                <w:shd w:val="clear" w:color="auto" w:fill="FFFFFF"/>
-              </w:rPr>
-              <w:t>[B</w:t>
-            </w:r>
-            <w:r>
-              <w:rPr>
-                <w:rFonts w:ascii="Calibri" w:hAnsi="Calibri"/>
-                <w:bCs/>
-                <w:shd w:val="clear" w:color="auto" w:fill="FFFFFF"/>
-              </w:rPr>
-              <w:t>iostatistics team]</w:t>
+              <w:rPr>
+                <w:rFonts w:ascii="Calibri" w:hAnsi="Calibri"/>
+                <w:bCs/>
+                <w:shd w:val="clear" w:color="auto" w:fill="FFFFFF"/>
+              </w:rPr>
+            </w:pPr>
+            <w:r>
+              <w:rPr>
+                <w:rFonts w:ascii="Calibri" w:hAnsi="Calibri"/>
+                <w:bCs/>
+                <w:shd w:val="clear" w:color="auto" w:fill="FFFFFF"/>
+              </w:rPr>
+              <w:t>Questions and Answers, Game [Biostatistics team] with c</w:t>
+            </w:r>
+            <w:r>
+              <w:rPr>
+                <w:rFonts w:ascii="Calibri" w:hAnsi="Calibri"/>
+                <w:bCs/>
+                <w:shd w:val="clear" w:color="auto" w:fill="FFFFFF"/>
+              </w:rPr>
+              <w:t>offee</w:t>
+            </w:r>
+            <w:r>
+              <w:rPr>
+                <w:rFonts w:ascii="Calibri" w:hAnsi="Calibri"/>
+                <w:bCs/>
+                <w:shd w:val="clear" w:color="auto" w:fill="FFFFFF"/>
+              </w:rPr>
+              <w:t>/tea</w:t>
+            </w:r>
+            <w:r>
+              <w:rPr>
+                <w:rFonts w:ascii="Calibri" w:hAnsi="Calibri"/>
+                <w:bCs/>
+                <w:shd w:val="clear" w:color="auto" w:fill="FFFFFF"/>
+              </w:rPr>
+              <w:t xml:space="preserve"> break</w:t>
             </w:r>
           </w:p>
         </w:tc>
